--- a/qazaq/qazaq words with ai.docx
+++ b/qazaq/qazaq words with ai.docx
@@ -9,6 +9,54 @@
           <w:rFonts w:ascii="Segoe UI" w:eastAsia="Times New Roman" w:hAnsi="Segoe UI" w:cs="Segoe UI"/>
           <w:color w:val="0F1115"/>
           <w:kern w:val="0"/>
+          <w:lang w:val="en-US" w:eastAsia="ru-RU"/>
+          <w14:ligatures w14:val="none"/>
+        </w:rPr>
+      </w:pPr>
+    </w:p>
+    <w:p>
+      <w:pPr>
+        <w:spacing w:after="240" w:line="420" w:lineRule="atLeast"/>
+        <w:rPr>
+          <w:rFonts w:ascii="Segoe UI" w:eastAsia="Times New Roman" w:hAnsi="Segoe UI" w:cs="Segoe UI"/>
+          <w:color w:val="0F1115"/>
+          <w:kern w:val="0"/>
+          <w:lang w:val="en-US" w:eastAsia="ru-RU"/>
+          <w14:ligatures w14:val="none"/>
+        </w:rPr>
+      </w:pPr>
+    </w:p>
+    <w:p>
+      <w:pPr>
+        <w:spacing w:after="240" w:line="420" w:lineRule="atLeast"/>
+        <w:rPr>
+          <w:rFonts w:ascii="Segoe UI" w:eastAsia="Times New Roman" w:hAnsi="Segoe UI" w:cs="Segoe UI"/>
+          <w:color w:val="0F1115"/>
+          <w:kern w:val="0"/>
+          <w:lang w:val="en-US" w:eastAsia="ru-RU"/>
+          <w14:ligatures w14:val="none"/>
+        </w:rPr>
+      </w:pPr>
+    </w:p>
+    <w:p>
+      <w:pPr>
+        <w:spacing w:after="240" w:line="420" w:lineRule="atLeast"/>
+        <w:rPr>
+          <w:rFonts w:ascii="Segoe UI" w:eastAsia="Times New Roman" w:hAnsi="Segoe UI" w:cs="Segoe UI"/>
+          <w:color w:val="0F1115"/>
+          <w:kern w:val="0"/>
+          <w:lang w:val="en-US" w:eastAsia="ru-RU"/>
+          <w14:ligatures w14:val="none"/>
+        </w:rPr>
+      </w:pPr>
+    </w:p>
+    <w:p>
+      <w:pPr>
+        <w:spacing w:after="240" w:line="420" w:lineRule="atLeast"/>
+        <w:rPr>
+          <w:rFonts w:ascii="Segoe UI" w:eastAsia="Times New Roman" w:hAnsi="Segoe UI" w:cs="Segoe UI"/>
+          <w:color w:val="0F1115"/>
+          <w:kern w:val="0"/>
           <w:lang w:eastAsia="ru-RU"/>
           <w14:ligatures w14:val="none"/>
         </w:rPr>
@@ -1232,6 +1280,7 @@
           <w:lang w:eastAsia="ru-RU"/>
           <w14:ligatures w14:val="none"/>
         </w:rPr>
+        <w:lastRenderedPageBreak/>
         <w:t>Today</w:t>
       </w:r>
       <w:r>
@@ -1526,7 +1575,6 @@
           <w:lang w:eastAsia="ru-RU"/>
           <w14:ligatures w14:val="none"/>
         </w:rPr>
-        <w:lastRenderedPageBreak/>
         <w:t>Пример:</w:t>
       </w:r>
       <w:r>
@@ -3250,6 +3298,7 @@
           <w:lang w:eastAsia="ru-RU"/>
           <w14:ligatures w14:val="none"/>
         </w:rPr>
+        <w:lastRenderedPageBreak/>
         <w:t xml:space="preserve">A </w:t>
       </w:r>
       <w:proofErr w:type="spellStart"/>
@@ -3462,7 +3511,6 @@
           <w:lang w:eastAsia="ru-RU"/>
           <w14:ligatures w14:val="none"/>
         </w:rPr>
-        <w:lastRenderedPageBreak/>
         <w:t xml:space="preserve">A </w:t>
       </w:r>
       <w:proofErr w:type="spellStart"/>
@@ -5056,6 +5104,7 @@
           <w:lang w:eastAsia="ru-RU"/>
           <w14:ligatures w14:val="none"/>
         </w:rPr>
+        <w:lastRenderedPageBreak/>
         <w:t>Пример:</w:t>
       </w:r>
       <w:r>
@@ -5244,7 +5293,6 @@
           <w:lang w:eastAsia="ru-RU"/>
           <w14:ligatures w14:val="none"/>
         </w:rPr>
-        <w:lastRenderedPageBreak/>
         <w:t>Пример:</w:t>
       </w:r>
       <w:r>
@@ -6924,6 +6972,7 @@
           <w:lang w:eastAsia="ru-RU"/>
           <w14:ligatures w14:val="none"/>
         </w:rPr>
+        <w:lastRenderedPageBreak/>
         <w:t>Пример:</w:t>
       </w:r>
       <w:r>
@@ -7352,7 +7401,6 @@
           <w:lang w:eastAsia="ru-RU"/>
           <w14:ligatures w14:val="none"/>
         </w:rPr>
-        <w:lastRenderedPageBreak/>
         <w:t xml:space="preserve">To </w:t>
       </w:r>
       <w:proofErr w:type="spellStart"/>
@@ -8801,6 +8849,7 @@
           <w:lang w:eastAsia="ru-RU"/>
           <w14:ligatures w14:val="none"/>
         </w:rPr>
+        <w:lastRenderedPageBreak/>
         <w:t>Пример:</w:t>
       </w:r>
       <w:r>
@@ -9080,7 +9129,6 @@
           <w:lang w:eastAsia="ru-RU"/>
           <w14:ligatures w14:val="none"/>
         </w:rPr>
-        <w:lastRenderedPageBreak/>
         <w:t>About</w:t>
       </w:r>
       <w:proofErr w:type="spellEnd"/>
@@ -10865,6 +10913,7 @@
           <w:lang w:eastAsia="ru-RU"/>
           <w14:ligatures w14:val="none"/>
         </w:rPr>
+        <w:lastRenderedPageBreak/>
         <w:t>Пример:</w:t>
       </w:r>
       <w:r>
@@ -11137,7 +11186,6 @@
           <w:lang w:eastAsia="ru-RU"/>
           <w14:ligatures w14:val="none"/>
         </w:rPr>
-        <w:lastRenderedPageBreak/>
         <w:t>Пример:</w:t>
       </w:r>
       <w:r>
